--- a/03_Outputs/final scripts/ru/Module 6/6.0.0-ru.docx
+++ b/03_Outputs/final scripts/ru/Module 6/6.0.0-ru.docx
@@ -14,17 +14,17 @@
     </w:p>
     <w:p>
       <w:r>
-        <w:t xml:space="preserve">Мы начинаем с картирования всей цепочки энергии — производства, распределения и использования — чтобы выявить, где возникают выбросы и где находятся наибольшие возможности для их снижения. Мы рассматриваем производство электроэнергии, транспорт, промышленность, здания и использование земли, показывая, как укоренившаяся зависимость от ископаемого топлива, долгосрочные активы и субсидии создают «захват» углерода и почему справедливый переход с социальными гарантиями является необходимым.  </w:t>
+        <w:t xml:space="preserve">Мы начинаем с картирования всей цепочки энергии — производства, распределения и использования — чтобы выявить, где возникают выбросы и где находятся наибольшие возможности для их снижения. Мы рассматриваем производство электроэнергии, транспорт, промышленность, здания и использование земли, показывая, как укоренившаяся зависимость от ископаемого топлива, долгосрочные активы и субсидии создают «захват» углерода и почему необходим справедливый переход с социальными гарантиями.  </w:t>
       </w:r>
     </w:p>
     <w:p>
       <w:r>
-        <w:t xml:space="preserve">Опираясь на эту основу, мы исследуем, как можно добиться декарбонизации всей экономики. Мы выделяем электрификацию, низкоуглеродные виды топлива и изменения процессов в секторах с трудностями в сокращении; освещаем инновации, такие как зеленый водород, крупномасштабное хранение и цифровые решения; и объясняем, как энергоэффективность и более умный спрос могут обеспечить немедленное сокращение выбросов, снижение затрат и облегчить нагрузку на инфраструктуру.  </w:t>
+        <w:t xml:space="preserve">На основе этой базы мы исследуем, как можно добиться декарбонизации всей экономики. Мы выделяем электрификацию, низкоуглеродные виды топлива и изменения процессов в секторах с труднодоступными для сокращения выбросами; освещаем инновации, такие как зеленый водород, крупномасштабное хранение и цифровые решения; и объясняем, как энергоэффективность и более умный спрос могут обеспечить немедленное сокращение выбросов, снижение затрат и облегчить нагрузку на инфраструктуру.  </w:t>
       </w:r>
     </w:p>
     <w:p>
       <w:r>
-        <w:t xml:space="preserve">Наконец, мы рассматриваем уже происходящие климатические воздействия. Мы анализируем, как экстремальная жара, наводнения, штормы, повышение уровня моря и засухи угрожают доступу к энергии и её надежности, а также представляем стратегии для инфраструктуры, устойчивой к климату, диверсифицированных и децентрализованных энергетических систем и интеграции климатических рисков в планирование и финансирование. На протяжении всего курса мы подчеркиваем важность согласованной политики, координированного финансирования и инклюзивного управления, чтобы меры по повышению устойчивости защищали наиболее уязвимых и одновременно способствовали развитию и декарбонизации.  </w:t>
+        <w:t xml:space="preserve">Наконец, мы рассматриваем уже происходящие климатические воздействия. Мы анализируем, как экстремальная жара, наводнения, штормы, повышение уровня моря и засухи угрожают доступу к энергии и её надежности, а также представляем стратегии для инфраструктуры, устойчивой к климату, диверсифицированных и децентрализованных энергетических систем и интеграции климатических рисков в планирование и финансирование. В течение всего курса мы подчеркиваем важность согласованной политики, координированного финансирования и инклюзивного управления, чтобы меры по повышению устойчивости защищали наиболее уязвимых и одновременно способствовали развитию и декарбонизации.  </w:t>
       </w:r>
     </w:p>
     <w:p>
